--- a/docs/tier5_deliverables/final_exports/FIELDWISE_Part_B1_manual-condensed_2026-08-30.docx
+++ b/docs/tier5_deliverables/final_exports/FIELDWISE_Part_B1_manual-condensed_2026-08-30.docx
@@ -63,10 +63,7 @@
         <w:footnoteReference w:id="1"/>
       </w:r>
       <w:r>
-        <w:t>. FIELDWISE confronts this gap directly. Its aim is to establish whether a physiologically meaningful water-stress signal, discovered in a data-rich processing-tomato system, remains biologically valid across unseen seasons and a change of sensing scale, survives prospective validation under real commercial-farm conditions, and can be encoded in a crop-configurable decision-support framework later adaptable to other irrigated high-value horticultural crops. Processing tomato is chosen deliberately as the mo</w:t>
-      </w:r>
-      <w:r>
-        <w:t>del crop: approximately five years (2022–2026) of heterogeneous physiological, soil, meteorological and proximal-spectral observations already exist at MATE, giving the objectives an evidentiary foundation rather than a speculative new data campaign.</w:t>
+        <w:t>. FIELDWISE confronts this gap directly. Its aim is to establish whether a physiologically meaningful water-stress signal, discovered in a data-rich processing-tomato system, remains biologically valid across unseen seasons and a change of sensing scale, survives prospective validation under real commercial-farm conditions, and can be encoded in a crop-configurable decision-support framework later adaptable to other irrigated high-value horticultural crops. Processing tomato is chosen deliberately as the model crop: approximately five years (2022–2026) of heterogeneous physiological, soil, meteorological and proximal-spectral observations already exist at MATE, giving the objectives an evidentiary foundation rather than a speculative new data campaign.</w:t>
       </w:r>
     </w:p>
     <w:p>
@@ -99,10 +96,7 @@
         <w:footnoteReference w:id="3"/>
       </w:r>
       <w:r>
-        <w:t>. For career development, the four objectives form a single scientific thread that carries one concept through biological definition, leakage-safe modelling, unseen-condition validation, software implementation and industrial evaluation; executing that thread completes the fellow’s progression from plant physiologist/agronomist to independent Agricultural Data Scientist, delivered through an international move (a European Fellowship recruiting the researcher from Bulgaria to the host in Hungary) with inter-</w:t>
-      </w:r>
-      <w:r>
-        <w:t>sectoral and interdisciplinary exposure.</w:t>
+        <w:t>. For career development, the four objectives form a single scientific thread that carries one concept through biological definition, leakage-safe modelling, unseen-condition validation, software implementation and industrial evaluation; executing that thread completes the fellow’s progression from plant physiologist/agronomist to independent Agricultural Data Scientist, delivered through an international move (a European Fellowship recruiting the researcher from Bulgaria to the host in Hungary) with inter-sectoral and interdisciplinary exposure.</w:t>
       </w:r>
     </w:p>
     <w:p>
@@ -209,10 +203,23 @@
       </w:pPr>
       <w:r>
         <w:lastRenderedPageBreak/>
-        <w:t>Measurability is reinforced by two design choices. First, blocked temporal (unseen-year) validation and model-selection criteria are predefined before results are seen, so success is judged against thresholds fixed in advance; calibration, uncertainty and interpretability are quantified rather than asserted. Second, the objectives map onto the project’s research questions (RQ1–RQ5) and hypotheses (H1–H4) — O1 operationalises the physiological-signature hypothesis, O3 tests transferability, O4 tests operatio</w:t>
-      </w:r>
-      <w:r>
-        <w:t>nal relevance — so each objective corresponds to a falsifiable claim with a defined output.</w:t>
+        <w:t>Measurability is reinforced by two design choices</w:t>
+      </w:r>
+      <w:commentRangeStart w:id="0"/>
+      <w:r>
+        <w:t>. First, blocked temporal (unseen-year) validation and model-selection criteria are predefined before results are seen, so success is judged against thresholds fixed in advance; calibration, uncertainty and interpretability are quantified rather than asserted.</w:t>
+      </w:r>
+      <w:commentRangeEnd w:id="0"/>
+      <w:r>
+        <w:rPr>
+          <w:rStyle w:val="Jegyzethivatkozs"/>
+          <w:sz w:val="22"/>
+          <w:szCs w:val="22"/>
+        </w:rPr>
+        <w:commentReference w:id="0"/>
+      </w:r>
+      <w:r>
+        <w:t xml:space="preserve"> Second, the objectives map onto the project’s research questions (RQ1–RQ5) and hypotheses (H1–H4) — O1 operationalises the physiological-signature hypothesis, O3 tests transferability, O4 tests operational relevance — so each objective corresponds to a falsifiable claim with a defined output.</w:t>
       </w:r>
     </w:p>
     <w:p>
@@ -227,13 +234,7 @@
         <w:t>Realistically achievable.</w:t>
       </w:r>
       <w:r>
-        <w:t xml:space="preserve"> The objectives are ambitious but bounded within the 30-month action (a 24-month European Fellowship at the host followed by a six-month non-academic placement). The primary evidence base already exists (the 2022–2026 MATE archive), so work begins from data rather than data collection. A working research prototype — DrR, the fellow’s pre-existing, self-financed sensor/EO monitoring and data-integration tool — provides the software starting point rather than a green-field build. The supervisory environment s</w:t>
-      </w:r>
-      <w:r>
-        <w:t>upplies the complementary competences required: modelling and uncertainty analysis on the host side, hyperspectral/UAV/EO scale harmonisation through the ELTE co-supervision strand. An explicit parsimony principle (the simplest adequate model; no deep-learning dependency) matches model complexity to the available sample size. Finally, the single new instrumented commercial-farmer site is the minimum the prospective-validation logic requires, and a contingency route (a planned Bulgarian model garden at the S</w:t>
-      </w:r>
-      <w:r>
-        <w:t>zentendre Skanzen) is held in reserve, so the highest-risk objective (O3) is protected without inflating the field programme.</w:t>
+        <w:t xml:space="preserve"> The objectives are ambitious but bounded within the 30-month action (a 24-month European Fellowship at the host followed by a six-month non-academic placement). The primary evidence base already exists (the 2022–2026 MATE archive), so work begins from data rather than data collection. A working research prototype — DrR, the fellow’s pre-existing, self-financed sensor/EO monitoring and data-integration tool — provides the software starting point rather than a green-field build. The supervisory environment supplies the complementary competences required: modelling and uncertainty analysis on the host side, hyperspectral/UAV/EO scale harmonisation through the ELTE co-supervision strand. An explicit parsimony principle (the simplest adequate model; no deep-learning dependency) matches model complexity to the available sample size. Finally, the single new instrumented commercial-farmer site is the minimum the prospective-validation logic requires, and a contingency route (a planned Bulgarian model garden at the Szentendre Skanzen) is held in reserve, so the highest-risk objective (O3) is protected without inflating the field programme.</w:t>
       </w:r>
     </w:p>
     <w:p>
@@ -248,10 +249,7 @@
         <w:t>Beyond the state of the art, and the extent of the ambition.</w:t>
       </w:r>
       <w:r>
-        <w:t xml:space="preserve"> The ambition lies in refusing four assumptions routinely conflated in crop-stress remote sensing, and testing each within one validation chain. (i) It refuses the equation of a vegetation index with water stress, replacing spectral-proxy definitions with a physiologically defined target built on a harmonised five-season evidence base. (ii) It refuses the equation of proximal with satellite indices, constructing an explicit scale bridge from leaf/proximal sensing through an ELTE hyperspectral/UAV layer to S</w:t>
-      </w:r>
-      <w:r>
-        <w:t>entinel-2 field-scale inputs</w:t>
+        <w:t xml:space="preserve"> The ambition lies in refusing four assumptions routinely conflated in crop-stress remote sensing, and testing each within one validation chain. (i) It refuses the equation of a vegetation index with water stress, replacing spectral-proxy definitions with a physiologically defined target built on a harmonised five-season evidence base. (ii) It refuses the equation of proximal with satellite indices, constructing an explicit scale bridge from leaf/proximal sensing through an ELTE hyperspectral/UAV layer to Sentinel-2 field-scale inputs</w:t>
       </w:r>
       <w:r>
         <w:rPr>
@@ -269,10 +267,7 @@
         <w:footnoteReference w:id="5"/>
       </w:r>
       <w:r>
-        <w:t xml:space="preserve"> and any limited recalibration stated. (iv) It refuses the assumption that a tomato-trained model transfers unchanged to another crop, separating a reusable decision-support core from crop-specific targets and calibration parameters with explicit crop-transfer and recalibration gates — a crop-configurable framework for irrigated high-value horticulture, not a single tomato model imposed on all crops. Across all four, FIELDWISE moves the definition of success beyond retrospective accuracy toward demonstrated</w:t>
-      </w:r>
-      <w:r>
-        <w:t xml:space="preserve"> field-level decision value</w:t>
+        <w:t xml:space="preserve"> and any limited recalibration stated. (iv) It refuses the assumption that a tomato-trained model transfers unchanged to another crop, separating a reusable decision-support core from crop-specific targets and calibration parameters with explicit crop-transfer and recalibration gates — a crop-configurable framework for irrigated high-value horticulture, not a single tomato model imposed on all crops. Across all four, FIELDWISE moves the definition of success beyond retrospective accuracy toward demonstrated field-level decision value</w:t>
       </w:r>
       <w:r>
         <w:rPr>
@@ -281,10 +276,7 @@
         <w:footnoteReference w:id="6"/>
       </w:r>
       <w:r>
-        <w:t xml:space="preserve">: the validated architecture is delivered as a continuously developed DrR web MVP (implemented with the software partner Krumatic), evaluated industrially through a non-academic placement at AgroVIR, and given a defined post-MSCA replication route through MVCRI as a Hungary–Bulgaria scientific and mobility bridge. This chain — biological truth, rigorous transferability testing, sensing-scale integration and operationally evaluated decision support, engineered for reuse beyond the development crop — is what </w:t>
-      </w:r>
-      <w:r>
-        <w:t>places the objectives beyond the current state of the art.</w:t>
+        <w:t>: the validated architecture is delivered as a continuously developed DrR web MVP (implemented with the software partner Krumatic), evaluated industrially through a non-academic placement at AgroVIR, and given a defined post-MSCA replication route through MVCRI as a Hungary–Bulgaria scientific and mobility bridge. This chain — biological truth, rigorous transferability testing, sensing-scale integration and operationally evaluated decision support, engineered for reuse beyond the development crop — is what places the objectives beyond the current state of the art.</w:t>
       </w:r>
     </w:p>
     <w:p>
@@ -332,10 +324,7 @@
       </w:r>
       <w:r>
         <w:lastRenderedPageBreak/>
-        <w:t xml:space="preserve">common-variable matrix and missingness strategy are defined; the effective statistical unit is fixed. The stress construct is defined physiologically — a primary physiological target with corroborating endpoints — rather than by equating a vegetation index with stress. Decisively, the evaluation regime is fixed before any result is seen: blocked temporal </w:t>
-      </w:r>
-      <w:r>
-        <w:t>(unseen-year) validation and model-selection criteria are predefined, making the pipeline leakage-safe</w:t>
+        <w:t>common-variable matrix and missingness strategy are defined; the effective statistical unit is fixed. The stress construct is defined physiologically — a primary physiological target with corroborating endpoints — rather than by equating a vegetation index with stress. Decisively, the evaluation regime is fixed before any result is seen: blocked temporal (unseen-year) validation and model-selection criteria are predefined, making the pipeline leakage-safe</w:t>
       </w:r>
       <w:r>
         <w:rPr>
@@ -419,10 +408,7 @@
         <w:t>Stage 3 (WP3, Independent Commercial-Farmer Prospective Validation)</w:t>
       </w:r>
       <w:r>
-        <w:t xml:space="preserve"> tests the assumption that internal cross-validation does not prove field transferability: the historical model is applied prospectively at an independent commercial field newly instrumented by the project (meteorological station, soil sensors), supported by coordinated physiological, proximal-spectral, thermal, UAV and Sentinel-2 observations where spatially valid. Transfer loss is a scientific result to be measured and reported with its uncertainty, not concealed; only limited, transparent recalibration i</w:t>
-      </w:r>
-      <w:r>
-        <w:t xml:space="preserve">s applied. </w:t>
+        <w:t xml:space="preserve"> tests the assumption that internal cross-validation does not prove field transferability: the historical model is applied prospectively at an independent commercial field newly instrumented by the project (meteorological station, soil sensors), supported by coordinated physiological, proximal-spectral, thermal, UAV and Sentinel-2 observations where spatially valid. Transfer loss is a scientific result to be measured and reported with its uncertainty, not concealed; only limited, transparent recalibration is applied. </w:t>
       </w:r>
       <w:r>
         <w:rPr>
@@ -431,10 +417,7 @@
         <w:t>Stages 4–5 (WP4, DrR Web MVP, Co-development and Exploitation Preparation; WP5, AgroVIR Non-Academic Placement)</w:t>
       </w:r>
       <w:r>
-        <w:t xml:space="preserve"> operationalise validated outputs on the principle that the software follows the science: only validated components are incorporated into a crop-configurable DrR web MVP exposing stress probability/class, uncertainty, temporal trend and an irrigation-attention output; the M25–M30 placement then evaluates the MVP’s inputs, usability, missing-data behaviour, decision outputs and interoperability against real operational requirements. These assumptions are stated as falsifiable hypotheses (H1–H4) — parsimoniou</w:t>
-      </w:r>
-      <w:r>
-        <w:t>s capture of coordinated stress responses</w:t>
+        <w:t xml:space="preserve"> operationalise validated outputs on the principle that the software follows the science: only validated components are incorporated into a crop-configurable DrR web MVP exposing stress probability/class, uncertainty, temporal trend and an irrigation-attention output; the M25–M30 placement then evaluates the MVP’s inputs, usability, missing-data behaviour, decision outputs and interoperability against real operational requirements. These assumptions are stated as falsifiable hypotheses (H1–H4) — parsimonious capture of coordinated stress responses</w:t>
       </w:r>
       <w:r>
         <w:rPr>
@@ -467,10 +450,11 @@
         <w:t>Methodological challenges and how they are overcome.</w:t>
       </w:r>
       <w:r>
-        <w:t xml:space="preserve"> (i) Archive variables differ among years: an explicit year-by-variable matrix harmonises only defensible common variables, retaining year-specific measurements as secondary information. (ii) Limited effective biological sample size: repeated-measure/hierarchical structure, conservative feature reduction and deliberate parsimony avoid over-fitting. (iii) Prospective performance may drop on the unseen field: transfer loss is quantified and only limited, transparent recalibration applied. (iv) Field geometry </w:t>
-      </w:r>
-      <w:r>
-        <w:t>and cloud cover may limit Sentinel-2 interpretation: Sentinel-2 is used only where valid pixels support field-scale inference, with UAV and proximal observations carrying finer scales. (v) Site infrastructure and access risks: project meteorological and soil sensors are installed before the campaign, and the Szentendre Skanzen model-garden contingency is held in reserve.</w:t>
+        <w:t xml:space="preserve"> (i) Archive variables differ among years: an explicit year-by-variable matrix harmonises only defensible common variables, retaining year-specific measurements as secondary information. (ii) Limited effective biological sample size: repeated-measure/hierarchical structure, conservative feature reduction and deliberate parsimony avoid over-fitting. (iii) Prospective performance may drop on the unseen field: transfer loss is quantified and only limited, transparent recalibration applied. (iv) Field geometry and cloud cover may limit Sentinel-2 interpretation: Sentinel-2 is used only where valid pixels support field-scale inference, with UAV and proximal observations carrying finer scales. (v) Site infrastructure and access </w:t>
+      </w:r>
+      <w:r>
+        <w:lastRenderedPageBreak/>
+        <w:t>risks: project meteorological and soil sensors are installed before the campaign, and the Szentendre Skanzen model-garden contingency is held in reserve.</w:t>
       </w:r>
     </w:p>
     <w:p>
@@ -485,13 +469,7 @@
         <w:t>Integration of methods and disciplines.</w:t>
       </w:r>
       <w:r>
-        <w:t xml:space="preserve"> The central challenge runs from plant biology through statistical modelling and sensing-scale physics to operational decision support; no single discipline spans it. Five competences are integrated: plant physiology and agronomy (the fellow and MATE) define the biologically meaningful target; data science, predictive modelling and uncertainty quantification (HUN-REN ATK supervision) convert it into a parsimonious, calibrated framework; remote sensing, hyperspectral imaging, UAV operation and geoinformatics</w:t>
-      </w:r>
-      <w:r>
-        <w:t xml:space="preserve"> (ELTE, Prof. András Jung) provide the scale bridge toward Sentinel-2; software engineering (Krumatic) implements validated components in the DrR web MVP; operational agronomy and FMIS knowledge (AgroVIR) anchor usability and interoperability in farm practice. Integration is structural: one validation chain binds the disciplines; DrR is the shared integration vehicle; the crop-transfer specification is the explicit interface between reusable engineering and crop-specific biology. Weekly supervision, a dedic</w:t>
-      </w:r>
-      <w:r>
-        <w:t>ated EO-harmonisation strand and a cross-partner Steering Group coordinate the hand-offs.</w:t>
+        <w:t xml:space="preserve"> The central challenge runs from plant biology through statistical modelling and sensing-scale physics to operational decision support; no single discipline spans it. Five competences are integrated: plant physiology and agronomy (the fellow and MATE) define the biologically meaningful target; data science, predictive modelling and uncertainty quantification (HUN-REN ATK supervision) convert it into a parsimonious, calibrated framework; remote sensing, hyperspectral imaging, UAV operation and geoinformatics (ELTE, Prof. András Jung) provide the scale bridge toward Sentinel-2; software engineering (Krumatic) implements validated components in the DrR web MVP; operational agronomy and FMIS knowledge (AgroVIR) anchor usability and interoperability in farm practice. Integration is structural: one validation chain binds the disciplines; DrR is the shared integration vehicle; the crop-transfer specification is the explicit interface between reusable engineering and crop-specific biology. Weekly supervision, a dedicated EO-harmonisation strand and a cross-partner Steering Group coordinate the hand-offs.</w:t>
       </w:r>
     </w:p>
     <w:p>
@@ -506,10 +484,7 @@
         <w:t>Gender dimension and other diversity aspects.</w:t>
       </w:r>
       <w:r>
-        <w:t xml:space="preserve"> The analytical sex/gender dimension has been examined and found not to be a relevant biological variable in the research content: the study object is the water-stress physiology of processing tomato, with no human sex or gender factor. Diversity is, however, pertinent to the innovation content: FIELDWISE targets operationally obtainable data streams and an interpretable irrigation-attention output rather than presupposing advanced on-farm infrastructure, so the tool can serve heterogeneous end-users, inclu</w:t>
-      </w:r>
-      <w:r>
-        <w:t>ding smaller and less digitally equipped holdings. This attention to differences in farm size, resource level and digital literacy is carried into the AgroVIR usability and interoperability requirements and the crop-configurable design. Where structured feedback is collected from participating farmers and staff, participation is voluntary, under informed consent with a right of withdrawal, and no health, biometric or special-category personal data is collected.</w:t>
+        <w:t xml:space="preserve"> The analytical sex/gender dimension has been examined and found not to be a relevant biological variable in the research content: the study object is the water-stress physiology of processing tomato, with no human sex or gender factor. Diversity is, however, pertinent to the innovation content: FIELDWISE targets operationally obtainable data streams and an interpretable irrigation-attention output rather than presupposing advanced on-farm infrastructure, so the tool can serve heterogeneous end-users, including smaller and less digitally equipped holdings. This attention to differences in farm size, resource level and digital literacy is carried into the AgroVIR usability and interoperability requirements and the crop-configurable design. Where structured feedback is collected from participating farmers and staff, participation is voluntary, under informed consent with a right of withdrawal, and no health, biometric or special-category personal data is collected.</w:t>
       </w:r>
     </w:p>
     <w:p>
@@ -524,13 +499,7 @@
         <w:t>Open science practices.</w:t>
       </w:r>
       <w:r>
-        <w:t xml:space="preserve"> Open science is built into the workflow under the principle ‘as open as possible, as closed as necessary’. A Data Management Plan is delivered by month 6; FAIR handling is designed in from Stage 1 (the harmonised database and metadata map, the stress-target and validation protocol, and the model card are structured for reuse). Reproducibility is a first-class commitment: validation criteria are predefined and leakage-safe, and the prospective transfer gap and any recalibration are reported transparently. P</w:t>
-      </w:r>
-      <w:r>
-        <w:t>eer-reviewed results target open-access publication; the project builds on open Copernicus/Sentinel-2 data. Commercially sensitive farmer and AgroVIR information is published only in aggregated, coded or anonymised form, and all data remain within the EU. The fellow’s pre-existing DrR background is documented with a dated background declaration and deposited (e.g. Zenodo), keeping background and foreground separated. Open-science and FAIR practice, research integrity and generative-AI literacy are trained c</w:t>
-      </w:r>
-      <w:r>
-        <w:t>ompetences in the Career Development Plan.</w:t>
+        <w:t xml:space="preserve"> Open science is built into the workflow under the principle ‘as open as possible, as closed as necessary’. A Data Management Plan is delivered by month 6; FAIR handling is designed in from Stage 1 (the harmonised database and metadata map, the stress-target and validation protocol, and the model card are structured for reuse). Reproducibility is a first-class commitment: validation criteria are predefined and leakage-safe, and the prospective transfer gap and any recalibration are reported transparently. Peer-reviewed results target open-access publication; the project builds on open Copernicus/Sentinel-2 data. Commercially sensitive farmer and AgroVIR information is published only in aggregated, coded or anonymised form, and all data remain within the EU. The fellow’s pre-existing DrR background is documented with a dated background declaration and deposited (e.g. Zenodo), keeping background and foreground separated. Open-science and FAIR practice, research integrity and generative-AI literacy are trained competences in the Career Development Plan.</w:t>
       </w:r>
     </w:p>
     <w:p>
@@ -559,10 +528,7 @@
         <w:t>Supervisory architecture and qualifications.</w:t>
       </w:r>
       <w:r>
-        <w:t xml:space="preserve"> FIELDWISE is a European Fellowship recruiting Dr. Rositsa Cholakova from Bulgaria to the sole beneficiary, HUN-REN Centre for Agricultural Research (HUN-REN ATK), Martonvásár, Hungary. Supervision is matched to the interdisciplinary reach of the work plan. Dr. Roland Hollós (research associate, Department of Crop Production, HUN-REN AI Ambassador for the Centre) is primary supervisor and carries the modelling, data-integration and uncertainty-analysis core; his own modelling line (2026 reimplementation and</w:t>
-      </w:r>
-      <w:r>
-        <w:t xml:space="preserve"> improvement of Biome-BGC, </w:t>
+        <w:t xml:space="preserve"> FIELDWISE is a European Fellowship recruiting Dr. Rositsa Cholakova from Bulgaria to the sole beneficiary, HUN-REN Centre for Agricultural Research (HUN-REN ATK), Martonvásár, Hungary. Supervision is matched to the interdisciplinary reach of the work plan. Dr. Roland Hollós (research associate, Department of Crop Production, HUN-REN AI Ambassador for the Centre) is primary supervisor and carries the modelling, data-integration and uncertainty-analysis core; his own modelling line (2026 reimplementation and improvement of Biome-BGC, </w:t>
       </w:r>
       <w:r>
         <w:rPr>
@@ -571,14 +537,7 @@
         <w:t>Geoscientific Model Development</w:t>
       </w:r>
       <w:r>
-        <w:t xml:space="preserve">) and ATK’s EU participations (COUSIN, AI4SoilHealth, TUdi; CORDIS-verified) evidence the environment. ATK is not a first-time host: it hosted and coordinated the MSCA Individual Fellowship LANDRACES (2017–2019). Prof. András </w:t>
-      </w:r>
-      <w:r>
-        <w:lastRenderedPageBreak/>
-        <w:t>Jung (Institute of Cartography and Geoinformatics, ELTE; associated partner) is co-supervisor for the hyperspectral-to-Sentinel scale-harmonisation strand, with a current group publication record in EO and agricultural venues. Three named specialists broaden the envelope: Prof. Tibor J</w:t>
-      </w:r>
-      <w:r>
-        <w:t>anda (Plant Physiology and Metabolomics, ATK) for physiological interpretation; Prof. Gábor Milics (MATE) for precision-agriculture translation; Dr. Zsófia Varga (ELTE) for UAV flight planning and sensor operation.</w:t>
+        <w:t>) and ATK’s EU participations (COUSIN, AI4SoilHealth, TUdi; CORDIS-verified) evidence the environment. ATK is not a first-time host: it hosted and coordinated the MSCA Individual Fellowship LANDRACES (2017–2019). Prof. András Jung (Institute of Cartography and Geoinformatics, ELTE; associated partner) is co-supervisor for the hyperspectral-to-Sentinel scale-harmonisation strand, with a current group publication record in EO and agricultural venues. Three named specialists broaden the envelope: Prof. Tibor Janda (Plant Physiology and Metabolomics, ATK) for physiological interpretation; Prof. Gábor Milics (MATE) for precision-agriculture translation; Dr. Zsófia Varga (ELTE) for UAV flight planning and sensor operation.</w:t>
       </w:r>
     </w:p>
     <w:p>
@@ -593,13 +552,11 @@
         <w:t>Planned training activities.</w:t>
       </w:r>
       <w:r>
-        <w:t xml:space="preserve"> Training is structured through a Career Development Plan (D1.3, agreed by M3, signed by both supervisors and the fellow, reviewed at the five steering points). (i) Scientific training is supervised practice embedded in the work plan: heterogeneous data integration, AI/ML-supported modelling, leakage-safe validation design, uncertainty analysis (host side); geoinformatics, hyperspectral/UAV methods, scale-aware EO interpretation and harmonisation (ELTE side) — directly closing the fellow’s stated competence</w:t>
-      </w:r>
-      <w:r>
-        <w:t xml:space="preserve"> gap in rigorous predictive modelling and validation across time, scales and environments. (ii) Management and leadership training comes through progressive ownership (WP3 validation protocol coordination, UAV campaigns, day-to-day scientific choices under a defined escalation structure). (iii) Transferable skills cover research integrity, open science and FAIR practice, generative-AI literacy, grant writing, IP and exploitation, project management and science communication. A teaching strand runs through g</w:t>
-      </w:r>
-      <w:r>
-        <w:t>uest lectures, seminars and practicals at MATE and, where institutionally possible, the Agricultural University of Plovdiv, building on the fellow’s ~5 years of university teaching.</w:t>
+        <w:t xml:space="preserve"> Training is structured through a Career Development Plan (D1.3, agreed by M3, signed by both supervisors and the fellow, reviewed at the five steering points). (i) Scientific training is supervised practice embedded in the work plan: heterogeneous data integration, AI/ML-supported modelling, leakage-safe validation design, uncertainty analysis (host side); geoinformatics, hyperspectral/UAV methods, scale-aware EO interpretation and harmonisation (ELTE side) — directly closing the fellow’s stated competence gap in rigorous predictive modelling and validation across time, scales and environments. (ii) Management and leadership training comes through progressive ownership (WP3 validation protocol coordination, UAV campaigns, day-to-day scientific choices under a defined escalation structure). (iii) Transferable skills cover research integrity, open science and FAIR practice, generative-AI literacy, grant writing, IP and exploitation, project management and science communication. A teaching strand runs through guest lectures, seminars and practicals at MATE and, </w:t>
+      </w:r>
+      <w:r>
+        <w:lastRenderedPageBreak/>
+        <w:t>where institutionally possible, the Agricultural University of Plovdiv, building on the fellow’s ~5 years of university teaching.</w:t>
       </w:r>
     </w:p>
     <w:p>
@@ -614,10 +571,7 @@
         <w:t>Two-way transfer of knowledge.</w:t>
       </w:r>
       <w:r>
-        <w:t xml:space="preserve"> Into the fellow flow advanced agricultural data science, robust and interpretable modelling, uncertainty quantification, hyperspectral/UAV/EO integration and research-to-software translation. From the fellow flow agronomy, plant protection and plant physiology, plant-stress biology and physiological phenotyping, horticultural field experimentation, proximal spectral interpretation, and the multi-source data-integration concept embodied in DrR. Neither side is merely a recipient: the fellow supplies the phy</w:t>
-      </w:r>
-      <w:r>
-        <w:t>siological meaning that keeps the modelling honest; the host supplies the statistical and geospatial rigour that makes the biology operational. The mechanism is concrete: weekly one-to-ones, co-supervisor technical sessions, a monthly written progress record, quarterly CDP reviews and a cross-partner Steering Group.</w:t>
+        <w:t xml:space="preserve"> Into the fellow flow advanced agricultural data science, robust and interpretable modelling, uncertainty quantification, hyperspectral/UAV/EO integration and research-to-software translation. From the fellow flow agronomy, plant protection and plant physiology, plant-stress biology and physiological phenotyping, horticultural field experimentation, proximal spectral interpretation, and the multi-source data-integration concept embodied in DrR. Neither side is merely a recipient: the fellow supplies the physiological meaning that keeps the modelling honest; the host supplies the statistical and geospatial rigour that makes the biology operational. The mechanism is concrete: weekly one-to-ones, co-supervisor technical sessions, a monthly written progress record, quarterly CDP reviews and a cross-partner Steering Group.</w:t>
       </w:r>
     </w:p>
     <w:p>
@@ -632,13 +586,7 @@
         <w:t>Rationale and added value of the non-academic placement.</w:t>
       </w:r>
       <w:r>
-        <w:t xml:space="preserve"> A six-month placement at AgroVIR (AGROVIR Üzletviteli Tanácsadó Kft.) over M25–M30 extends the fellowship, preceded by delivery of the DrR web MVP so the placement is evaluation and transfer, not first build. Its rationale: demonstrated field-level decision value can only be tested in a real operational environment, and AgroVIR provides exactly that — a farm-management-software company whose FMIS is in production use across more than 745,000 hectares in eight countries including Hungary and Bulgaria, a foo</w:t>
-      </w:r>
-      <w:r>
-        <w:t>tprint stated as the company’s declared position pending written confirmation. During the placement the fellow evaluates the MVP’s inputs, usability, missing-data behaviour, decision outputs and workflow compatibility, assesses interoperability on protected or coded information, and finalises the FMIS integration requirements, exploitation roadmap and career-transfer outputs, supervised by Miklós Maróti, AgroVIR’s Managing Director. Ownership of placement results follows the grant-agreement default (vesting</w:t>
-      </w:r>
-      <w:r>
-        <w:t xml:space="preserve"> in HUN-REN ATK), to be confirmed with DrR background-IP access terms in a written placement agreement before the placement begins.</w:t>
+        <w:t xml:space="preserve"> A six-month placement at AgroVIR (AGROVIR Üzletviteli Tanácsadó Kft.) over M25–M30 extends the fellowship, preceded by delivery of the DrR web MVP so the placement is evaluation and transfer, not first build. Its rationale: demonstrated field-level decision value can only be tested in a real operational environment, and AgroVIR provides exactly that — a farm-management-software company whose FMIS is in production use across more than 745,000 hectares in eight countries including Hungary and Bulgaria, a footprint stated as the company’s declared position pending written confirmation. During the placement the fellow evaluates the MVP’s inputs, usability, missing-data behaviour, decision outputs and workflow compatibility, assesses interoperability on protected or coded information, and finalises the FMIS integration requirements, exploitation roadmap and career-transfer outputs, supervised by Miklós Maróti, AgroVIR’s Managing Director. Ownership of placement results follows the grant-agreement default (vesting in HUN-REN ATK), to be confirmed with DrR background-IP access terms in a written placement agreement before the placement begins.</w:t>
       </w:r>
     </w:p>
     <w:p>
@@ -709,10 +657,48 @@
         <w:t>Data-science and EO competences already in place.</w:t>
       </w:r>
       <w:r>
-        <w:t xml:space="preserve"> She worked as a Data Analyst at KPMG Global Hungary in 2024 (Python, R, machine-learning basics, Power BI); holds an A1/A3 UAV pilot licence; uses DrR — her self-initiated, self-financed research prototype — as her sensor/EO monitoring environment; and is active in COST Actions PANGEOS (including a 2025 Short-Term Scientific Mission at MATE), AI4Insect and REcrop. Her mobility record (Erasmus+ staff mobilities to MATE and Novi Sad, an Erasmus research internship at ELTE, an earlier PhD mobility) establishe</w:t>
-      </w:r>
-      <w:r>
-        <w:t>s working relationships with the very environments FIELDWISE draws on, and ~5 years of university teaching underpin the teaching strand.</w:t>
+        <w:t xml:space="preserve"> She worked as a</w:t>
+      </w:r>
+      <w:ins w:id="1" w:author="József Kiss" w:date="2026-08-31T15:25:00Z" w16du:dateUtc="2026-08-31T13:25:00Z">
+        <w:r>
+          <w:t>n agricultural</w:t>
+        </w:r>
+      </w:ins>
+      <w:r>
+        <w:t xml:space="preserve"> Data Analyst at </w:t>
+      </w:r>
+      <w:ins w:id="2" w:author="József Kiss" w:date="2026-08-31T15:24:00Z" w16du:dateUtc="2026-08-31T13:24:00Z">
+        <w:r>
+          <w:t>K</w:t>
+        </w:r>
+      </w:ins>
+      <w:ins w:id="3" w:author="József Kiss" w:date="2026-08-31T15:24:00Z">
+        <w:r>
+          <w:t>leffman</w:t>
+        </w:r>
+      </w:ins>
+      <w:ins w:id="4" w:author="József Kiss" w:date="2026-08-31T15:25:00Z" w16du:dateUtc="2026-08-31T13:25:00Z">
+        <w:r>
+          <w:t xml:space="preserve"> Group Bulgaria</w:t>
+        </w:r>
+      </w:ins>
+      <w:del w:id="5" w:author="József Kiss" w:date="2026-08-31T15:24:00Z" w16du:dateUtc="2026-08-31T13:24:00Z">
+        <w:r>
+          <w:delText xml:space="preserve">KPMG </w:delText>
+        </w:r>
+      </w:del>
+      <w:ins w:id="6" w:author="József Kiss" w:date="2026-08-31T15:24:00Z" w16du:dateUtc="2026-08-31T13:24:00Z">
+        <w:r>
+          <w:t xml:space="preserve"> </w:t>
+        </w:r>
+      </w:ins>
+      <w:del w:id="7" w:author="József Kiss" w:date="2026-08-31T15:25:00Z" w16du:dateUtc="2026-08-31T13:25:00Z">
+        <w:r>
+          <w:delText xml:space="preserve">Global Hungary </w:delText>
+        </w:r>
+      </w:del>
+      <w:r>
+        <w:t>in 2024 (Python, R, machine-learning basics, Power BI); holds an A1/A3 UAV pilot licence; uses DrR — her self-initiated, self-financed research prototype — as her sensor/EO monitoring environment; and is active in COST Actions PANGEOS (including a 2025 Short-Term Scientific Mission at MATE), AI4Insect and REcrop. Her mobility record (Erasmus+ staff mobilities to MATE and Novi Sad, an Erasmus research internship at ELTE, an earlier PhD mobility) establishes working relationships with the very environments FIELDWISE draws on, and ~5 years of university teaching underpin the teaching strand.</w:t>
       </w:r>
     </w:p>
     <w:p>
@@ -727,14 +713,7 @@
         <w:t>Honest appraisal of fit.</w:t>
       </w:r>
       <w:r>
-        <w:t xml:space="preserve"> The publication record is concentrated in plant physiology; the remote-sensing items are recent and middle-authored, so the EO half of the profile rests on the STSM, mobilities and UAV licence. The single remaining competence gap — rigorous predictive modelling and validation across time, scales and environments — is exactly what FIELDWISE closes. A declared full-time parenting career break (July 2021–May 2024) does not count against the eligibility ceiling. The researcher can carry the biologically anchor</w:t>
-      </w:r>
-      <w:r>
-        <w:t xml:space="preserve">ed science </w:t>
-      </w:r>
-      <w:r>
-        <w:lastRenderedPageBreak/>
-        <w:t>immediately and is the right candidate to acquire, through this supervision and placement, the one capability that turns that science into transferable, operationally evaluated decision support.</w:t>
+        <w:t xml:space="preserve"> The publication record is concentrated in plant physiology; the remote-sensing items are recent and middle-authored, so the EO half of the profile rests on the STSM, mobilities and UAV licence. The single remaining competence gap — rigorous predictive modelling and validation across time, scales and environments — is exactly what FIELDWISE closes. A declared full-time parenting career break (July 2021–May 2024) does not count against the eligibility ceiling. The researcher can carry the biologically anchored science immediately and is the right candidate to acquire, through this supervision and placement, the one capability that turns that science into transferable, operationally evaluated decision support.</w:t>
       </w:r>
     </w:p>
     <w:p>
@@ -809,6 +788,7 @@
               <w:rPr>
                 <w:b/>
               </w:rPr>
+              <w:lastRenderedPageBreak/>
               <w:t>Measure</w:t>
             </w:r>
           </w:p>
@@ -1412,11 +1392,7 @@
           </w:tcPr>
           <w:p>
             <w:r>
-              <w:t xml:space="preserve">Practitioner demonstrations of stress and uncertainty outputs; ≥1 public-facing article per year; farmer-facing demonstrations in Bulgaria through Krumatic; contingent Szentendre Skanzen demo; messaging disciplined to avoid </w:t>
-            </w:r>
-            <w:r>
-              <w:lastRenderedPageBreak/>
-              <w:t>unearned numeric water-saving claims (SDG 2/6/12/13 frame).</w:t>
+              <w:t>Practitioner demonstrations of stress and uncertainty outputs; ≥1 public-facing article per year; farmer-facing demonstrations in Bulgaria through Krumatic; contingent Szentendre Skanzen demo; messaging disciplined to avoid unearned numeric water-saving claims (SDG 2/6/12/13 frame).</w:t>
             </w:r>
           </w:p>
         </w:tc>
@@ -1432,7 +1408,6 @@
           </w:tcPr>
           <w:p>
             <w:r>
-              <w:lastRenderedPageBreak/>
               <w:t>Annual articles; demos</w:t>
             </w:r>
           </w:p>
@@ -1561,7 +1536,11 @@
           </w:tcPr>
           <w:p>
             <w:r>
-              <w:t>Clean separation of rights layers (DrR background / FIELDWISE foreground / institutional datasets / Krumatic code); background/foreground and data/IP inventory maintained (T4.6); dated DrR background declaration with deposit (e.g. Zenodo); placement agreement fixes ownership (grant-agreement default, HUN-REN ATK) and DrR access terms; Krumatic code-IP via pre-grant development agreement.</w:t>
+              <w:t xml:space="preserve">Clean separation of rights layers (DrR background / FIELDWISE foreground / </w:t>
+            </w:r>
+            <w:r>
+              <w:lastRenderedPageBreak/>
+              <w:t>institutional datasets / Krumatic code); background/foreground and data/IP inventory maintained (T4.6); dated DrR background declaration with deposit (e.g. Zenodo); placement agreement fixes ownership (grant-agreement default, HUN-REN ATK) and DrR access terms; Krumatic code-IP via pre-grant development agreement.</w:t>
             </w:r>
           </w:p>
         </w:tc>
@@ -1577,6 +1556,7 @@
           </w:tcPr>
           <w:p>
             <w:r>
+              <w:lastRenderedPageBreak/>
               <w:t>T4.6; pre-grant agreements</w:t>
             </w:r>
           </w:p>
@@ -1952,11 +1932,7 @@
         <w:jc w:val="both"/>
       </w:pPr>
       <w:r>
-        <w:t xml:space="preserve">Magnitude within the fellowship is modest and honestly bounded — one validated crop module, one instrumented commercial field, one MVP evaluated by one industrial partner — while importance beyond it is disproportionately </w:t>
-      </w:r>
-      <w:r>
-        <w:lastRenderedPageBreak/>
-        <w:t>larger because every output is engineered for reuse. Eleven KPIs each measure something the project controls and delivers; none promises a numeric water saving in advance.</w:t>
+        <w:t>Magnitude within the fellowship is modest and honestly bounded — one validated crop module, one instrumented commercial field, one MVP evaluated by one industrial partner — while importance beyond it is disproportionately larger because every output is engineered for reuse. Eleven KPIs each measure something the project controls and delivers; none promises a numeric water saving in advance.</w:t>
       </w:r>
     </w:p>
     <w:p>
@@ -1969,6 +1945,7 @@
           <w:b/>
           <w:sz w:val="28"/>
         </w:rPr>
+        <w:lastRenderedPageBreak/>
         <w:t>3. Quality and Efficiency of the Implementation</w:t>
       </w:r>
     </w:p>
@@ -1992,10 +1969,23 @@
         <w:jc w:val="both"/>
       </w:pPr>
       <w:r>
-        <w:t>FIELDWISE is a single-beneficiary 30-month European Fellowship: a 24-month research fellowship at HUN-REN ATK (M1–M24) followed by a six-month non-academic placement at AgroVIR (M25–M30) — the inter-sectoral mobility element, shown on the Gantt chart; there is no separate secondment. Five work packages follow the scientific logic from raw evidence to operational uptake, each consuming a validated output of its predecessor. The critical path — stress-target selection (T1.3) → primary model (T2.2) → prospecti</w:t>
-      </w:r>
-      <w:r>
-        <w:t>ve transfer quantification (T3.5) → migration of validated core functions (T4.3) → operational evaluation (T5.1) — is exactly the proposal’s scientific spine, and the dependency graph is acyclic with all couplings honoured with slack (WP4 ends M24 before WP5 starts M25).</w:t>
+        <w:t xml:space="preserve">FIELDWISE is a single-beneficiary 30-month European Fellowship: a 24-month research fellowship at HUN-REN ATK (M1–M24) followed by a six-month non-academic placement at AgroVIR (M25–M30) — the inter-sectoral mobility element, shown on the Gantt chart; there is </w:t>
+      </w:r>
+      <w:commentRangeStart w:id="8"/>
+      <w:r>
+        <w:t>no separate secondment</w:t>
+      </w:r>
+      <w:commentRangeEnd w:id="8"/>
+      <w:r>
+        <w:rPr>
+          <w:rStyle w:val="Jegyzethivatkozs"/>
+          <w:sz w:val="22"/>
+          <w:szCs w:val="22"/>
+        </w:rPr>
+        <w:commentReference w:id="8"/>
+      </w:r>
+      <w:r>
+        <w:t>. Five work packages follow the scientific logic from raw evidence to operational uptake, each consuming a validated output of its predecessor. The critical path — stress-target selection (T1.3) → primary model (T2.2) → prospective transfer quantification (T3.5) → migration of validated core functions (T4.3) → operational evaluation (T5.1) — is exactly the proposal’s scientific spine, and the dependency graph is acyclic with all couplings honoured with slack (WP4 ends M24 before WP5 starts M25).</w:t>
       </w:r>
     </w:p>
     <w:tbl>
@@ -2131,7 +2121,23 @@
               <w:t>WP1</w:t>
             </w:r>
             <w:r>
-              <w:t xml:space="preserve"> Data harmonisation &amp; physiological stress definition (HUN-REN ATK)</w:t>
+              <w:t xml:space="preserve"> Data harmonisation &amp; physiological stress definition (HUN-REN </w:t>
+            </w:r>
+            <w:commentRangeStart w:id="9"/>
+            <w:r>
+              <w:t>ATK</w:t>
+            </w:r>
+            <w:commentRangeEnd w:id="9"/>
+            <w:r>
+              <w:rPr>
+                <w:rStyle w:val="Jegyzethivatkozs"/>
+                <w:sz w:val="22"/>
+                <w:szCs w:val="22"/>
+              </w:rPr>
+              <w:commentReference w:id="9"/>
+            </w:r>
+            <w:r>
+              <w:t>)</w:t>
             </w:r>
           </w:p>
         </w:tc>
@@ -2147,8 +2153,23 @@
           </w:tcPr>
           <w:p>
             <w:r>
-              <w:t>M1–M6</w:t>
+              <w:t>M1–</w:t>
             </w:r>
+            <w:del w:id="10" w:author="József Kiss" w:date="2026-08-31T14:33:00Z" w16du:dateUtc="2026-08-31T12:33:00Z">
+              <w:r>
+                <w:delText>M6</w:delText>
+              </w:r>
+            </w:del>
+            <w:ins w:id="11" w:author="József Kiss" w:date="2026-08-31T14:33:00Z" w16du:dateUtc="2026-08-31T12:33:00Z">
+              <w:r>
+                <w:t>M</w:t>
+              </w:r>
+            </w:ins>
+            <w:ins w:id="12" w:author="József Kiss" w:date="2026-08-31T14:36:00Z" w16du:dateUtc="2026-08-31T12:36:00Z">
+              <w:r>
+                <w:t>2</w:t>
+              </w:r>
+            </w:ins>
           </w:p>
         </w:tc>
         <w:tc>
@@ -2221,9 +2242,37 @@
             </w:tcMar>
           </w:tcPr>
           <w:p>
+            <w:del w:id="13" w:author="József Kiss" w:date="2026-08-31T14:34:00Z" w16du:dateUtc="2026-08-31T12:34:00Z">
+              <w:r>
+                <w:delText>M3</w:delText>
+              </w:r>
+            </w:del>
+            <w:ins w:id="14" w:author="József Kiss" w:date="2026-08-31T14:34:00Z" w16du:dateUtc="2026-08-31T12:34:00Z">
+              <w:r>
+                <w:t>M</w:t>
+              </w:r>
+            </w:ins>
+            <w:ins w:id="15" w:author="József Kiss" w:date="2026-08-31T14:36:00Z" w16du:dateUtc="2026-08-31T12:36:00Z">
+              <w:r>
+                <w:t>2</w:t>
+              </w:r>
+            </w:ins>
             <w:r>
-              <w:t>M3–M14</w:t>
+              <w:t>–</w:t>
             </w:r>
+            <w:del w:id="16" w:author="József Kiss" w:date="2026-08-31T14:34:00Z" w16du:dateUtc="2026-08-31T12:34:00Z">
+              <w:r>
+                <w:delText>M14</w:delText>
+              </w:r>
+            </w:del>
+            <w:ins w:id="17" w:author="József Kiss" w:date="2026-08-31T14:34:00Z" w16du:dateUtc="2026-08-31T12:34:00Z">
+              <w:r>
+                <w:t>M</w:t>
+              </w:r>
+              <w:r>
+                <w:t>3</w:t>
+              </w:r>
+            </w:ins>
           </w:p>
         </w:tc>
         <w:tc>
@@ -2297,8 +2346,21 @@
           </w:tcPr>
           <w:p>
             <w:r>
-              <w:t>M4–M18</w:t>
+              <w:t>M4–</w:t>
             </w:r>
+            <w:del w:id="18" w:author="József Kiss" w:date="2026-08-31T14:36:00Z" w16du:dateUtc="2026-08-31T12:36:00Z">
+              <w:r>
+                <w:delText>M18</w:delText>
+              </w:r>
+            </w:del>
+            <w:ins w:id="19" w:author="József Kiss" w:date="2026-08-31T14:36:00Z" w16du:dateUtc="2026-08-31T12:36:00Z">
+              <w:r>
+                <w:t>M</w:t>
+              </w:r>
+              <w:r>
+                <w:t>20</w:t>
+              </w:r>
+            </w:ins>
           </w:p>
         </w:tc>
         <w:tc>
@@ -2875,14 +2937,7 @@
         <w:t>Effort.</w:t>
       </w:r>
       <w:r>
-        <w:t xml:space="preserve"> The fellow’s 30 person-months follow the intellectual load: WP1 3.0, WP2 6.0, WP3 6.6, WP4 6.0, WP5 5.4, plus 3.0 cross-cutting (supervision cadence, training, open-science and reporting). Modelling and prospective validation together take almost half the time; WP1 is lean because it reuses an existing archive. Partner in-kind </w:t>
-      </w:r>
-      <w:r>
-        <w:lastRenderedPageBreak/>
-        <w:t>contributions (≈2.5 PM ATK supervisor, 2.0 PM ELTE co-supervisor, 3.0 PM AgroVIR, 2.4 PM MATE, 1.5 PM Krumatic) are bottom-up estimates to be confirmed in writing with each partner b</w:t>
-      </w:r>
-      <w:r>
-        <w:t>efore grant signature.</w:t>
+        <w:t xml:space="preserve"> The fellow’s 30 person-months follow the intellectual load: WP1 3.0, WP2 6.0, WP3 6.6, WP4 6.0, WP5 5.4, plus 3.0 cross-cutting (supervision cadence, training, open-science and reporting). Modelling and prospective validation together take almost half the time; WP1 is lean because it reuses an existing archive. Partner in-kind contributions (≈2.5 PM ATK supervisor, 2.0 PM ELTE co-supervisor, 3.0 PM AgroVIR, 2.4 PM MATE, 1.5 PM Krumatic) are bottom-up estimates to be confirmed in writing with each partner before grant signature.</w:t>
       </w:r>
     </w:p>
     <w:tbl>
@@ -2921,6 +2976,7 @@
               <w:rPr>
                 <w:b/>
               </w:rPr>
+              <w:lastRenderedPageBreak/>
               <w:t>#</w:t>
             </w:r>
           </w:p>
@@ -3543,7 +3599,7 @@
                     <pic:cNvPicPr/>
                   </pic:nvPicPr>
                   <pic:blipFill>
-                    <a:blip r:embed="rId8"/>
+                    <a:blip r:embed="rId12"/>
                     <a:stretch>
                       <a:fillRect/>
                     </a:stretch>
@@ -3685,11 +3741,7 @@
               <w:t>HUN-REN ATK</w:t>
             </w:r>
             <w:r>
-              <w:t xml:space="preserve"> — beneficiary, recruiting </w:t>
-            </w:r>
-            <w:r>
-              <w:lastRenderedPageBreak/>
-              <w:t>organisation and academic host</w:t>
+              <w:t xml:space="preserve"> — beneficiary, recruiting organisation and academic host</w:t>
             </w:r>
           </w:p>
         </w:tc>
@@ -3705,13 +3757,36 @@
           </w:tcPr>
           <w:p>
             <w:r>
-              <w:lastRenderedPageBreak/>
-              <w:t xml:space="preserve">Public research organisation (HUN-REN network), Martonvásár; Department of Crop Production; primary supervisor Dr. Roland Hollós (HUN-REN AI </w:t>
+              <w:t>Public research organisation (HUN-REN network), Martonvásár; Department of Crop Production; primary supervisor Dr. Roland Hollós (HUN-REN AI Ambassador); in-house plant-</w:t>
+            </w:r>
+            <w:ins w:id="20" w:author="József Kiss" w:date="2026-08-31T15:33:00Z" w16du:dateUtc="2026-08-31T13:33:00Z">
+              <w:r>
+                <w:t xml:space="preserve"> </w:t>
+              </w:r>
+              <w:r>
+                <w:t xml:space="preserve">drought </w:t>
+              </w:r>
+              <w:r>
+                <w:t>-</w:t>
+              </w:r>
+            </w:ins>
+            <w:r>
+              <w:t xml:space="preserve">physiology depth (Prof. Tibor Janda); HUN-REN compute infrastructure for intensive analyses. Proven MSCA host (coordinated MSCA-IF LANDRACES, 2017–2019); current EU participations COUSIN, </w:t>
             </w:r>
             <w:r>
               <w:lastRenderedPageBreak/>
-              <w:t>Ambassador); in-house plant-physiology depth (Prof. Tibor Janda); HUN-REN compute infrastructure for intensive analyses. Proven MSCA host (coordinated MSCA-IF LANDRACES, 2017–2019); current EU participations COUSIN, AI4SoilHealth, TUdi. Workspace, integration into the hosting group, administrative and grants support continue through the placement; hosting commitments and the supervisor’s acceptance are confirmed in ATK’s written hosting statement at grant preparation.</w:t>
+              <w:t>AI4SoilHealth, TUdi. Workspace, integration into the hosting group, administrative and grants support continue through the placement; hosting commitments and the supervisor’s acceptance are confirmed in ATK’s written hosting statement at grant preparation.</w:t>
             </w:r>
+            <w:ins w:id="21" w:author="József Kiss" w:date="2026-08-31T15:32:00Z" w16du:dateUtc="2026-08-31T13:32:00Z">
+              <w:r>
+                <w:t xml:space="preserve"> </w:t>
+              </w:r>
+            </w:ins>
+            <w:ins w:id="22" w:author="József Kiss" w:date="2026-08-31T15:33:00Z" w16du:dateUtc="2026-08-31T13:33:00Z">
+              <w:r>
+                <w:t>Will be supported by Nándor Fodor.</w:t>
+              </w:r>
+            </w:ins>
           </w:p>
         </w:tc>
       </w:tr>
@@ -3754,10 +3829,7 @@
           </w:tcPr>
           <w:p>
             <w:r>
-              <w:t>Hungarian FMIS SME (founded 2007, Budaörs); requirements consultation from M1; placement M25–M30, mainly remote with monthly face-to-face reviews, supervised by Miklós Maróti (Managing Director). Track record is commercial, not academic: twenty years in Hungarian agriculture and an FMIS in production use on &gt;745,000 ha in eight countries incl. Hungary and Bulgaria — the company’s declared position pending written confirmation. No proprietary or customer-data dependency (protected/coded extracts only); a wri</w:t>
-            </w:r>
-            <w:r>
-              <w:t>tten placement agreement fixes result ownership and DrR background-IP access before the placement.</w:t>
+              <w:t>Hungarian FMIS SME (founded 2007, Budaörs); requirements consultation from M1; placement M25–M30, mainly remote with monthly face-to-face reviews, supervised by Miklós Maróti (Managing Director). Track record is commercial, not academic: twenty years in Hungarian agriculture and an FMIS in production use on &gt;745,000 ha in eight countries incl. Hungary and Bulgaria — the company’s declared position pending written confirmation. No proprietary or customer-data dependency (protected/coded extracts only); a written placement agreement fixes result ownership and DrR background-IP access before the placement.</w:t>
             </w:r>
           </w:p>
         </w:tc>
@@ -3843,8 +3915,86 @@
           </w:tcPr>
           <w:p>
             <w:r>
-              <w:t>Institute of Horticultural Sciences: the 2022–2026 processing-tomato archive, plant material, trials and irrigation treatments; soil-moisture (TDR/capacitive), stomatal, SPAD, VIS-NIR and VIS-NIR-SWIR spectroradiometer, meteorological and CWSI instrumentation. Contact Dr. Sándor Takács; precision-agriculture depth from Prof. Gábor Milics. Data-use permission to be documented before the action starts (risk R10).</w:t>
+              <w:t xml:space="preserve">Institute of Horticultural Sciences: the 2022–2026 processing-tomato archive, </w:t>
             </w:r>
+            <w:del w:id="23" w:author="József Kiss" w:date="2026-08-31T14:29:00Z" w16du:dateUtc="2026-08-31T12:29:00Z">
+              <w:r>
+                <w:delText>plant material, trials and irrigation treatments; soil-moisture (TDR/capacitive),</w:delText>
+              </w:r>
+            </w:del>
+            <w:r>
+              <w:t xml:space="preserve"> stomatal, SPAD, VIS-NIR and VIS-NIR-SWIR spectroradiometer, meteorological and CWSI instrumentation. Contact Dr. Sándor Takács; precision-agriculture depth from Prof. Gábor Milics. Data-use permission to be documented before the action starts (risk R10).</w:t>
+            </w:r>
+            <w:ins w:id="24" w:author="József Kiss" w:date="2026-08-31T15:28:00Z" w16du:dateUtc="2026-08-31T13:28:00Z">
+              <w:r>
+                <w:t xml:space="preserve"> </w:t>
+              </w:r>
+            </w:ins>
+            <w:ins w:id="25" w:author="József Kiss" w:date="2026-08-31T15:30:00Z" w16du:dateUtc="2026-08-31T13:30:00Z">
+              <w:r>
+                <w:t>Dr</w:t>
+              </w:r>
+            </w:ins>
+            <w:ins w:id="26" w:author="József Kiss" w:date="2026-08-31T15:31:00Z" w16du:dateUtc="2026-08-31T13:31:00Z">
+              <w:r>
+                <w:t>.</w:t>
+              </w:r>
+            </w:ins>
+            <w:ins w:id="27" w:author="József Kiss" w:date="2026-08-31T15:30:00Z" w16du:dateUtc="2026-08-31T13:30:00Z">
+              <w:r>
+                <w:t xml:space="preserve"> Krisztina Pintér as a c</w:t>
+              </w:r>
+            </w:ins>
+            <w:ins w:id="28" w:author="József Kiss" w:date="2026-08-31T15:31:00Z" w16du:dateUtc="2026-08-31T13:31:00Z">
+              <w:r>
+                <w:t xml:space="preserve">onsultant. </w:t>
+              </w:r>
+            </w:ins>
+            <w:ins w:id="29" w:author="József Kiss" w:date="2026-08-31T15:32:00Z">
+              <w:r>
+                <w:t xml:space="preserve">Her work is strongly </w:t>
+              </w:r>
+              <w:r>
+                <w:rPr>
+                  <w:b/>
+                  <w:bCs/>
+                </w:rPr>
+                <w:t>CO₂ and water-vapour exchange between crops/grasslands and the atmosphere</w:t>
+              </w:r>
+              <w:r>
+                <w:t xml:space="preserve">, </w:t>
+              </w:r>
+              <w:r>
+                <w:rPr>
+                  <w:b/>
+                  <w:bCs/>
+                </w:rPr>
+                <w:t>eddy covariance</w:t>
+              </w:r>
+              <w:r>
+                <w:t xml:space="preserve">, </w:t>
+              </w:r>
+              <w:r>
+                <w:rPr>
+                  <w:b/>
+                  <w:bCs/>
+                </w:rPr>
+                <w:t>evapotranspiration (ET)</w:t>
+              </w:r>
+              <w:r>
+                <w:t xml:space="preserve">, and also uses </w:t>
+              </w:r>
+              <w:r>
+                <w:rPr>
+                  <w:b/>
+                  <w:bCs/>
+                </w:rPr>
+                <w:t>UAV thermal surface-temperature mapping</w:t>
+              </w:r>
+              <w:r>
+                <w:t xml:space="preserve"> and ET modelling</w:t>
+              </w:r>
+            </w:ins>
           </w:p>
         </w:tc>
       </w:tr>
@@ -3929,8 +4079,39 @@
           </w:tcPr>
           <w:p>
             <w:r>
-              <w:t>Independent Hungarian production field; the project installs an automated meteorological station and soil sensors and performs all specialised measurements; written field-access and treatment-implementation arrangement obtained via T3.1 before the campaign; Szentendre Skanzen route is a contingency only.</w:t>
+              <w:t>Independent Hungarian production field;</w:t>
             </w:r>
+            <w:ins w:id="30" w:author="József Kiss" w:date="2026-08-31T14:31:00Z" w16du:dateUtc="2026-08-31T12:31:00Z">
+              <w:r>
+                <w:t xml:space="preserve"> Hungarian privat</w:t>
+              </w:r>
+            </w:ins>
+            <w:ins w:id="31" w:author="József Kiss" w:date="2026-08-31T14:32:00Z" w16du:dateUtc="2026-08-31T12:32:00Z">
+              <w:r>
+                <w:t>e farm owner</w:t>
+              </w:r>
+            </w:ins>
+            <w:ins w:id="32" w:author="József Kiss" w:date="2026-08-31T14:31:00Z" w16du:dateUtc="2026-08-31T12:31:00Z">
+              <w:r>
+                <w:t xml:space="preserve"> will provide the testing field,</w:t>
+              </w:r>
+            </w:ins>
+            <w:r>
+              <w:t xml:space="preserve"> the project installs an automated meteorological station and soil sensors and performs all specialised measurements; written field-access and treatment-implementation arrangement obtained via T3.1 before the campaign; Szentendre Skanzen route is a contingency only.</w:t>
+            </w:r>
+            <w:ins w:id="33" w:author="József Kiss" w:date="2026-08-31T14:29:00Z" w16du:dateUtc="2026-08-31T12:29:00Z">
+              <w:r>
+                <w:t xml:space="preserve"> </w:t>
+              </w:r>
+              <w:r>
+                <w:t>plant material, trials and irrigation treatments; soil-moisture (TDR/capacitive)</w:t>
+              </w:r>
+            </w:ins>
+            <w:ins w:id="34" w:author="József Kiss" w:date="2026-08-31T14:30:00Z" w16du:dateUtc="2026-08-31T12:30:00Z">
+              <w:r>
+                <w:t xml:space="preserve">, meteorological data input, </w:t>
+              </w:r>
+            </w:ins>
           </w:p>
         </w:tc>
       </w:tr>
@@ -3993,7 +4174,7 @@
       </w:r>
     </w:p>
     <w:sectPr>
-      <w:footerReference w:type="default" r:id="rId9"/>
+      <w:footerReference w:type="default" r:id="rId13"/>
       <w:pgSz w:w="11906" w:h="16838"/>
       <w:pgMar w:top="850" w:right="850" w:bottom="850" w:left="850" w:header="720" w:footer="720" w:gutter="0"/>
       <w:cols w:space="720"/>
@@ -4001,6 +4182,83 @@
     </w:sectPr>
   </w:body>
 </w:document>
+</file>
+
+<file path=word/comments.xml><?xml version="1.0" encoding="utf-8"?>
+<w:comments xmlns:wpc="http://schemas.microsoft.com/office/word/2010/wordprocessingCanvas" xmlns:cx="http://schemas.microsoft.com/office/drawing/2014/chartex" xmlns:cx1="http://schemas.microsoft.com/office/drawing/2015/9/8/chartex" xmlns:cx2="http://schemas.microsoft.com/office/drawing/2015/10/21/chartex" xmlns:cx3="http://schemas.microsoft.com/office/drawing/2016/5/9/chartex" xmlns:cx4="http://schemas.microsoft.com/office/drawing/2016/5/10/chartex" xmlns:cx5="http://schemas.microsoft.com/office/drawing/2016/5/11/chartex" xmlns:cx6="http://schemas.microsoft.com/office/drawing/2016/5/12/chartex" xmlns:cx7="http://schemas.microsoft.com/office/drawing/2016/5/13/chartex" xmlns:cx8="http://schemas.microsoft.com/office/drawing/2016/5/14/chartex" xmlns:mc="http://schemas.openxmlformats.org/markup-compatibility/2006" xmlns:aink="http://schemas.microsoft.com/office/drawing/2016/ink" xmlns:am3d="http://schemas.microsoft.com/office/drawing/2017/model3d" xmlns:o="urn:schemas-microsoft-com:office:office" xmlns:oel="http://schemas.microsoft.com/office/2019/extlst" xmlns:r="http://schemas.openxmlformats.org/officeDocument/2006/relationships" xmlns:m="http://schemas.openxmlformats.org/officeDocument/2006/math" xmlns:v="urn:schemas-microsoft-com:vml" xmlns:wp14="http://schemas.microsoft.com/office/word/2010/wordprocessingDrawing" xmlns:wp="http://schemas.openxmlformats.org/drawingml/2006/wordprocessingDrawing" xmlns:w10="urn:schemas-microsoft-com:office:word" xmlns:w="http://schemas.openxmlformats.org/wordprocessingml/2006/main" xmlns:w14="http://schemas.microsoft.com/office/word/2010/wordml" xmlns:w15="http://schemas.microsoft.com/office/word/2012/wordml" xmlns:w16cex="http://schemas.microsoft.com/office/word/2018/wordml/cex" xmlns:w16cid="http://schemas.microsoft.com/office/word/2016/wordml/cid" xmlns:w16="http://schemas.microsoft.com/office/word/2018/wordml" xmlns:w16du="http://schemas.microsoft.com/office/word/2023/wordml/word16du" xmlns:w16sdtdh="http://schemas.microsoft.com/office/word/2020/wordml/sdtdatahash" xmlns:w16sdtfl="http://schemas.microsoft.com/office/word/2024/wordml/sdtformatlock" xmlns:w16se="http://schemas.microsoft.com/office/word/2015/wordml/symex" xmlns:wpg="http://schemas.microsoft.com/office/word/2010/wordprocessingGroup" xmlns:wpi="http://schemas.microsoft.com/office/word/2010/wordprocessingInk" xmlns:wne="http://schemas.microsoft.com/office/word/2006/wordml" xmlns:wps="http://schemas.microsoft.com/office/word/2010/wordprocessingShape" mc:Ignorable="w14 w15 w16se w16cid w16 w16cex w16sdtdh w16sdtfl w16du wp14">
+  <w:comment w:id="0" w:author="József Kiss" w:date="2026-08-31T15:26:00Z" w:initials="JK">
+    <w:p>
+      <w:pPr>
+        <w:pStyle w:val="Jegyzetszveg"/>
+      </w:pPr>
+      <w:r>
+        <w:rPr>
+          <w:rStyle w:val="Jegyzethivatkozs"/>
+        </w:rPr>
+        <w:annotationRef/>
+      </w:r>
+      <w:r>
+        <w:t>Make it clear.</w:t>
+      </w:r>
+    </w:p>
+  </w:comment>
+  <w:comment w:id="8" w:author="József Kiss" w:date="2026-08-31T15:22:00Z" w:initials="JK">
+    <w:p>
+      <w:pPr>
+        <w:pStyle w:val="Jegyzetszveg"/>
+      </w:pPr>
+      <w:r>
+        <w:rPr>
+          <w:rStyle w:val="Jegyzethivatkozs"/>
+        </w:rPr>
+        <w:annotationRef/>
+      </w:r>
+      <w:r>
+        <w:t>remove this</w:t>
+      </w:r>
+    </w:p>
+  </w:comment>
+  <w:comment w:id="9" w:author="József Kiss" w:date="2026-08-31T14:35:00Z" w:initials="JK">
+    <w:p>
+      <w:pPr>
+        <w:pStyle w:val="Jegyzetszveg"/>
+      </w:pPr>
+      <w:r>
+        <w:rPr>
+          <w:rStyle w:val="Jegyzethivatkozs"/>
+        </w:rPr>
+        <w:annotationRef/>
+      </w:r>
+      <w:r>
+        <w:t>collapse into one WP</w:t>
+      </w:r>
+    </w:p>
+  </w:comment>
+</w:comments>
+</file>
+
+<file path=word/commentsExtended.xml><?xml version="1.0" encoding="utf-8"?>
+<w15:commentsEx xmlns:wpc="http://schemas.microsoft.com/office/word/2010/wordprocessingCanvas" xmlns:cx="http://schemas.microsoft.com/office/drawing/2014/chartex" xmlns:cx1="http://schemas.microsoft.com/office/drawing/2015/9/8/chartex" xmlns:cx2="http://schemas.microsoft.com/office/drawing/2015/10/21/chartex" xmlns:cx3="http://schemas.microsoft.com/office/drawing/2016/5/9/chartex" xmlns:cx4="http://schemas.microsoft.com/office/drawing/2016/5/10/chartex" xmlns:cx5="http://schemas.microsoft.com/office/drawing/2016/5/11/chartex" xmlns:cx6="http://schemas.microsoft.com/office/drawing/2016/5/12/chartex" xmlns:cx7="http://schemas.microsoft.com/office/drawing/2016/5/13/chartex" xmlns:cx8="http://schemas.microsoft.com/office/drawing/2016/5/14/chartex" xmlns:mc="http://schemas.openxmlformats.org/markup-compatibility/2006" xmlns:aink="http://schemas.microsoft.com/office/drawing/2016/ink" xmlns:am3d="http://schemas.microsoft.com/office/drawing/2017/model3d" xmlns:o="urn:schemas-microsoft-com:office:office" xmlns:oel="http://schemas.microsoft.com/office/2019/extlst" xmlns:r="http://schemas.openxmlformats.org/officeDocument/2006/relationships" xmlns:m="http://schemas.openxmlformats.org/officeDocument/2006/math" xmlns:v="urn:schemas-microsoft-com:vml" xmlns:wp14="http://schemas.microsoft.com/office/word/2010/wordprocessingDrawing" xmlns:wp="http://schemas.openxmlformats.org/drawingml/2006/wordprocessingDrawing" xmlns:w10="urn:schemas-microsoft-com:office:word" xmlns:w="http://schemas.openxmlformats.org/wordprocessingml/2006/main" xmlns:w14="http://schemas.microsoft.com/office/word/2010/wordml" xmlns:w15="http://schemas.microsoft.com/office/word/2012/wordml" xmlns:w16cex="http://schemas.microsoft.com/office/word/2018/wordml/cex" xmlns:w16cid="http://schemas.microsoft.com/office/word/2016/wordml/cid" xmlns:w16="http://schemas.microsoft.com/office/word/2018/wordml" xmlns:w16du="http://schemas.microsoft.com/office/word/2023/wordml/word16du" xmlns:w16sdtdh="http://schemas.microsoft.com/office/word/2020/wordml/sdtdatahash" xmlns:w16sdtfl="http://schemas.microsoft.com/office/word/2024/wordml/sdtformatlock" xmlns:w16se="http://schemas.microsoft.com/office/word/2015/wordml/symex" xmlns:wpg="http://schemas.microsoft.com/office/word/2010/wordprocessingGroup" xmlns:wpi="http://schemas.microsoft.com/office/word/2010/wordprocessingInk" xmlns:wne="http://schemas.microsoft.com/office/word/2006/wordml" xmlns:wps="http://schemas.microsoft.com/office/word/2010/wordprocessingShape" mc:Ignorable="w14 w15 w16se w16cid w16 w16cex w16sdtdh w16sdtfl w16du wp14">
+  <w15:commentEx w15:paraId="21455C91" w15:done="0"/>
+  <w15:commentEx w15:paraId="4240843A" w15:done="0"/>
+  <w15:commentEx w15:paraId="38B81FAA" w15:done="0"/>
+</w15:commentsEx>
+</file>
+
+<file path=word/commentsExtensible.xml><?xml version="1.0" encoding="utf-8"?>
+<w16cex:commentsExtensible xmlns:wpc="http://schemas.microsoft.com/office/word/2010/wordprocessingCanvas" xmlns:cx="http://schemas.microsoft.com/office/drawing/2014/chartex" xmlns:cx1="http://schemas.microsoft.com/office/drawing/2015/9/8/chartex" xmlns:cx2="http://schemas.microsoft.com/office/drawing/2015/10/21/chartex" xmlns:cx3="http://schemas.microsoft.com/office/drawing/2016/5/9/chartex" xmlns:cx4="http://schemas.microsoft.com/office/drawing/2016/5/10/chartex" xmlns:cx5="http://schemas.microsoft.com/office/drawing/2016/5/11/chartex" xmlns:cx6="http://schemas.microsoft.com/office/drawing/2016/5/12/chartex" xmlns:cx7="http://schemas.microsoft.com/office/drawing/2016/5/13/chartex" xmlns:cx8="http://schemas.microsoft.com/office/drawing/2016/5/14/chartex" xmlns:cr="http://schemas.microsoft.com/office/comments/2020/reactions" xmlns:mc="http://schemas.openxmlformats.org/markup-compatibility/2006" xmlns:aink="http://schemas.microsoft.com/office/drawing/2016/ink" xmlns:am3d="http://schemas.microsoft.com/office/drawing/2017/model3d" xmlns:o="urn:schemas-microsoft-com:office:office" xmlns:oel="http://schemas.microsoft.com/office/2019/extlst" xmlns:r="http://schemas.openxmlformats.org/officeDocument/2006/relationships" xmlns:m="http://schemas.openxmlformats.org/officeDocument/2006/math" xmlns:v="urn:schemas-microsoft-com:vml" xmlns:wp14="http://schemas.microsoft.com/office/word/2010/wordprocessingDrawing" xmlns:wp="http://schemas.openxmlformats.org/drawingml/2006/wordprocessingDrawing" xmlns:w10="urn:schemas-microsoft-com:office:word" xmlns:w="http://schemas.openxmlformats.org/wordprocessingml/2006/main" xmlns:w14="http://schemas.microsoft.com/office/word/2010/wordml" xmlns:w15="http://schemas.microsoft.com/office/word/2012/wordml" xmlns:w16cex="http://schemas.microsoft.com/office/word/2018/wordml/cex" xmlns:w16cid="http://schemas.microsoft.com/office/word/2016/wordml/cid" xmlns:w16="http://schemas.microsoft.com/office/word/2018/wordml" xmlns:w16du="http://schemas.microsoft.com/office/word/2023/wordml/word16du" xmlns:w16sdtdh="http://schemas.microsoft.com/office/word/2020/wordml/sdtdatahash" xmlns:w16sdtfl="http://schemas.microsoft.com/office/word/2024/wordml/sdtformatlock" xmlns:w16se="http://schemas.microsoft.com/office/word/2015/wordml/symex" xmlns:wpg="http://schemas.microsoft.com/office/word/2010/wordprocessingGroup" xmlns:wpi="http://schemas.microsoft.com/office/word/2010/wordprocessingInk" xmlns:wne="http://schemas.microsoft.com/office/word/2006/wordml" xmlns:wps="http://schemas.microsoft.com/office/word/2010/wordprocessingShape" mc:Ignorable="w14 w15 w16se w16cid w16 w16cex w16sdtdh w16sdtfl cr w16du wp14">
+  <w16cex:commentExtensible w16cex:durableId="27D35E06" w16cex:dateUtc="2026-08-31T13:26:00Z"/>
+  <w16cex:commentExtensible w16cex:durableId="538D20DD" w16cex:dateUtc="2026-08-31T13:22:00Z"/>
+  <w16cex:commentExtensible w16cex:durableId="4235F966" w16cex:dateUtc="2026-08-31T12:35:00Z"/>
+</w16cex:commentsExtensible>
+</file>
+
+<file path=word/commentsIds.xml><?xml version="1.0" encoding="utf-8"?>
+<w16cid:commentsIds xmlns:wpc="http://schemas.microsoft.com/office/word/2010/wordprocessingCanvas" xmlns:cx="http://schemas.microsoft.com/office/drawing/2014/chartex" xmlns:cx1="http://schemas.microsoft.com/office/drawing/2015/9/8/chartex" xmlns:cx2="http://schemas.microsoft.com/office/drawing/2015/10/21/chartex" xmlns:cx3="http://schemas.microsoft.com/office/drawing/2016/5/9/chartex" xmlns:cx4="http://schemas.microsoft.com/office/drawing/2016/5/10/chartex" xmlns:cx5="http://schemas.microsoft.com/office/drawing/2016/5/11/chartex" xmlns:cx6="http://schemas.microsoft.com/office/drawing/2016/5/12/chartex" xmlns:cx7="http://schemas.microsoft.com/office/drawing/2016/5/13/chartex" xmlns:cx8="http://schemas.microsoft.com/office/drawing/2016/5/14/chartex" xmlns:mc="http://schemas.openxmlformats.org/markup-compatibility/2006" xmlns:aink="http://schemas.microsoft.com/office/drawing/2016/ink" xmlns:am3d="http://schemas.microsoft.com/office/drawing/2017/model3d" xmlns:o="urn:schemas-microsoft-com:office:office" xmlns:oel="http://schemas.microsoft.com/office/2019/extlst" xmlns:r="http://schemas.openxmlformats.org/officeDocument/2006/relationships" xmlns:m="http://schemas.openxmlformats.org/officeDocument/2006/math" xmlns:v="urn:schemas-microsoft-com:vml" xmlns:wp14="http://schemas.microsoft.com/office/word/2010/wordprocessingDrawing" xmlns:wp="http://schemas.openxmlformats.org/drawingml/2006/wordprocessingDrawing" xmlns:w10="urn:schemas-microsoft-com:office:word" xmlns:w="http://schemas.openxmlformats.org/wordprocessingml/2006/main" xmlns:w14="http://schemas.microsoft.com/office/word/2010/wordml" xmlns:w15="http://schemas.microsoft.com/office/word/2012/wordml" xmlns:w16cex="http://schemas.microsoft.com/office/word/2018/wordml/cex" xmlns:w16cid="http://schemas.microsoft.com/office/word/2016/wordml/cid" xmlns:w16="http://schemas.microsoft.com/office/word/2018/wordml" xmlns:w16du="http://schemas.microsoft.com/office/word/2023/wordml/word16du" xmlns:w16sdtdh="http://schemas.microsoft.com/office/word/2020/wordml/sdtdatahash" xmlns:w16sdtfl="http://schemas.microsoft.com/office/word/2024/wordml/sdtformatlock" xmlns:w16se="http://schemas.microsoft.com/office/word/2015/wordml/symex" xmlns:wpg="http://schemas.microsoft.com/office/word/2010/wordprocessingGroup" xmlns:wpi="http://schemas.microsoft.com/office/word/2010/wordprocessingInk" xmlns:wne="http://schemas.microsoft.com/office/word/2006/wordml" xmlns:wps="http://schemas.microsoft.com/office/word/2010/wordprocessingShape" mc:Ignorable="w14 w15 w16se w16cid w16 w16cex w16sdtdh w16sdtfl w16du wp14">
+  <w16cid:commentId w16cid:paraId="21455C91" w16cid:durableId="27D35E06"/>
+  <w16cid:commentId w16cid:paraId="4240843A" w16cid:durableId="538D20DD"/>
+  <w16cid:commentId w16cid:paraId="38B81FAA" w16cid:durableId="4235F966"/>
+</w16cid:commentsIds>
 </file>
 
 <file path=word/endnotes.xml><?xml version="1.0" encoding="utf-8"?>
@@ -4781,6 +5039,14 @@
     <w:abstractNumId w:val="0"/>
   </w:num>
 </w:numbering>
+</file>
+
+<file path=word/people.xml><?xml version="1.0" encoding="utf-8"?>
+<w15:people xmlns:wpc="http://schemas.microsoft.com/office/word/2010/wordprocessingCanvas" xmlns:cx="http://schemas.microsoft.com/office/drawing/2014/chartex" xmlns:cx1="http://schemas.microsoft.com/office/drawing/2015/9/8/chartex" xmlns:cx2="http://schemas.microsoft.com/office/drawing/2015/10/21/chartex" xmlns:cx3="http://schemas.microsoft.com/office/drawing/2016/5/9/chartex" xmlns:cx4="http://schemas.microsoft.com/office/drawing/2016/5/10/chartex" xmlns:cx5="http://schemas.microsoft.com/office/drawing/2016/5/11/chartex" xmlns:cx6="http://schemas.microsoft.com/office/drawing/2016/5/12/chartex" xmlns:cx7="http://schemas.microsoft.com/office/drawing/2016/5/13/chartex" xmlns:cx8="http://schemas.microsoft.com/office/drawing/2016/5/14/chartex" xmlns:mc="http://schemas.openxmlformats.org/markup-compatibility/2006" xmlns:aink="http://schemas.microsoft.com/office/drawing/2016/ink" xmlns:am3d="http://schemas.microsoft.com/office/drawing/2017/model3d" xmlns:o="urn:schemas-microsoft-com:office:office" xmlns:oel="http://schemas.microsoft.com/office/2019/extlst" xmlns:r="http://schemas.openxmlformats.org/officeDocument/2006/relationships" xmlns:m="http://schemas.openxmlformats.org/officeDocument/2006/math" xmlns:v="urn:schemas-microsoft-com:vml" xmlns:wp14="http://schemas.microsoft.com/office/word/2010/wordprocessingDrawing" xmlns:wp="http://schemas.openxmlformats.org/drawingml/2006/wordprocessingDrawing" xmlns:w10="urn:schemas-microsoft-com:office:word" xmlns:w="http://schemas.openxmlformats.org/wordprocessingml/2006/main" xmlns:w14="http://schemas.microsoft.com/office/word/2010/wordml" xmlns:w15="http://schemas.microsoft.com/office/word/2012/wordml" xmlns:w16cex="http://schemas.microsoft.com/office/word/2018/wordml/cex" xmlns:w16cid="http://schemas.microsoft.com/office/word/2016/wordml/cid" xmlns:w16="http://schemas.microsoft.com/office/word/2018/wordml" xmlns:w16du="http://schemas.microsoft.com/office/word/2023/wordml/word16du" xmlns:w16sdtdh="http://schemas.microsoft.com/office/word/2020/wordml/sdtdatahash" xmlns:w16sdtfl="http://schemas.microsoft.com/office/word/2024/wordml/sdtformatlock" xmlns:w16se="http://schemas.microsoft.com/office/word/2015/wordml/symex" xmlns:wpg="http://schemas.microsoft.com/office/word/2010/wordprocessingGroup" xmlns:wpi="http://schemas.microsoft.com/office/word/2010/wordprocessingInk" xmlns:wne="http://schemas.microsoft.com/office/word/2006/wordml" xmlns:wps="http://schemas.microsoft.com/office/word/2010/wordprocessingShape" mc:Ignorable="w14 w15 w16se w16cid w16 w16cex w16sdtdh w16sdtfl w16du wp14">
+  <w15:person w15:author="József Kiss">
+    <w15:presenceInfo w15:providerId="Windows Live" w15:userId="56f4863f02af1759"/>
+  </w15:person>
+</w15:people>
 </file>
 
 <file path=word/styles.xml><?xml version="1.0" encoding="utf-8"?>
@@ -5389,7 +5655,6 @@
   <w:style w:type="character" w:default="1" w:styleId="Bekezdsalapbettpusa">
     <w:name w:val="Default Paragraph Font"/>
     <w:uiPriority w:val="1"/>
-    <w:semiHidden/>
     <w:unhideWhenUsed/>
   </w:style>
   <w:style w:type="table" w:default="1" w:styleId="Normltblzat">
@@ -16204,6 +16469,89 @@
     <w:rsid w:val="009D0D01"/>
     <w:rPr>
       <w:vertAlign w:val="superscript"/>
+    </w:rPr>
+  </w:style>
+  <w:style w:type="character" w:styleId="Jegyzethivatkozs">
+    <w:name w:val="annotation reference"/>
+    <w:basedOn w:val="Bekezdsalapbettpusa"/>
+    <w:uiPriority w:val="99"/>
+    <w:semiHidden/>
+    <w:unhideWhenUsed/>
+    <w:rsid w:val="00E504AF"/>
+    <w:rPr>
+      <w:sz w:val="16"/>
+      <w:szCs w:val="16"/>
+    </w:rPr>
+  </w:style>
+  <w:style w:type="paragraph" w:styleId="Jegyzetszveg">
+    <w:name w:val="annotation text"/>
+    <w:basedOn w:val="Norml"/>
+    <w:link w:val="JegyzetszvegChar"/>
+    <w:uiPriority w:val="99"/>
+    <w:semiHidden/>
+    <w:unhideWhenUsed/>
+    <w:rsid w:val="00E504AF"/>
+    <w:pPr>
+      <w:spacing w:line="240" w:lineRule="auto"/>
+    </w:pPr>
+    <w:rPr>
+      <w:sz w:val="20"/>
+      <w:szCs w:val="20"/>
+    </w:rPr>
+  </w:style>
+  <w:style w:type="character" w:customStyle="1" w:styleId="JegyzetszvegChar">
+    <w:name w:val="Jegyzetszöveg Char"/>
+    <w:basedOn w:val="Bekezdsalapbettpusa"/>
+    <w:link w:val="Jegyzetszveg"/>
+    <w:uiPriority w:val="99"/>
+    <w:semiHidden/>
+    <w:rsid w:val="00E504AF"/>
+    <w:rPr>
+      <w:rFonts w:ascii="Times New Roman" w:eastAsia="Times New Roman" w:hAnsi="Times New Roman"/>
+      <w:sz w:val="20"/>
+      <w:szCs w:val="20"/>
+    </w:rPr>
+  </w:style>
+  <w:style w:type="paragraph" w:styleId="Megjegyzstrgya">
+    <w:name w:val="annotation subject"/>
+    <w:basedOn w:val="Jegyzetszveg"/>
+    <w:next w:val="Jegyzetszveg"/>
+    <w:link w:val="MegjegyzstrgyaChar"/>
+    <w:uiPriority w:val="99"/>
+    <w:semiHidden/>
+    <w:unhideWhenUsed/>
+    <w:rsid w:val="00E504AF"/>
+    <w:rPr>
+      <w:b/>
+      <w:bCs/>
+    </w:rPr>
+  </w:style>
+  <w:style w:type="character" w:customStyle="1" w:styleId="MegjegyzstrgyaChar">
+    <w:name w:val="Megjegyzés tárgya Char"/>
+    <w:basedOn w:val="JegyzetszvegChar"/>
+    <w:link w:val="Megjegyzstrgya"/>
+    <w:uiPriority w:val="99"/>
+    <w:semiHidden/>
+    <w:rsid w:val="00E504AF"/>
+    <w:rPr>
+      <w:rFonts w:ascii="Times New Roman" w:eastAsia="Times New Roman" w:hAnsi="Times New Roman"/>
+      <w:b/>
+      <w:bCs/>
+      <w:sz w:val="20"/>
+      <w:szCs w:val="20"/>
+    </w:rPr>
+  </w:style>
+  <w:style w:type="paragraph" w:styleId="Vltozat">
+    <w:name w:val="Revision"/>
+    <w:hidden/>
+    <w:uiPriority w:val="99"/>
+    <w:semiHidden/>
+    <w:rsid w:val="00E504AF"/>
+    <w:pPr>
+      <w:spacing w:after="0" w:line="240" w:lineRule="auto"/>
+    </w:pPr>
+    <w:rPr>
+      <w:rFonts w:ascii="Times New Roman" w:eastAsia="Times New Roman" w:hAnsi="Times New Roman"/>
     </w:rPr>
   </w:style>
 </w:styles>
